--- a/docs/연구자_인수_셋업가이드.docx
+++ b/docs/연구자_인수_셋업가이드.docx
@@ -165,7 +165,7 @@
           </w:tcPr>
           <w:p>
             <w:r>
-              <w:t>53MB</w:t>
+              <w:t>—</w:t>
             </w:r>
           </w:p>
         </w:tc>
@@ -175,7 +175,7 @@
           </w:tcPr>
           <w:p>
             <w:r>
-              <w:t>별도 전달(용량 때문에 git 제외)</w:t>
+              <w:t>불필요 — 저장소 경량본으로 충분(아래 참조)</w:t>
             </w:r>
           </w:p>
         </w:tc>
@@ -752,35 +752,32 @@
         <w:pStyle w:val="Heading2"/>
       </w:pPr>
       <w:r>
-        <w:t>별도 전달 (git 제외)</w:t>
-      </w:r>
-    </w:p>
-    <w:p>
-      <w:pPr>
-        <w:ind w:left="280"/>
-      </w:pPr>
-      <w:r>
-        <w:rPr>
-          <w:rFonts w:ascii="Consolas" w:hAnsi="Consolas"/>
-          <w:color w:val="333366"/>
-          <w:sz w:val="18"/>
-        </w:rPr>
-        <w:t>kdi/kdi.sqlite               53MB    KDI 원본 — 본문 포함</w:t>
+        <w:t>별도 전달할 것이 없다</w:t>
       </w:r>
     </w:p>
     <w:p>
       <w:r>
-        <w:t>이 파일이 kdinov 2차원 판정의 재료다. 없으면 KDI 통로가 키워드 조회로 자동</w:t>
+        <w:t>kdi.sqlite 원본(53MB)은 필요하지 않다. 경량화가 덜어낸 것은 raw(원문</w:t>
       </w:r>
     </w:p>
     <w:p>
       <w:r>
-        <w:t>강등된다(작동은 한다).</w:t>
+        <w:t>마크다운)뿐이고, kdinov가 판정에 쓰는 필드는 제목·키워드·목차·요약이다. 실측으로</w:t>
       </w:r>
     </w:p>
     <w:p>
       <w:r>
-        <w:t>overseas/opsi_policies.db는 web/api/의 것과 동일하므로 복사하면 된다.</w:t>
+        <w:t>경량본에서 중첩도(N0~N4)와 역할 판정이 온전히 나오는 것을 확인했다.</w:t>
+      </w:r>
+    </w:p>
+    <w:p>
+      <w:r>
+        <w:t>파일 복사도 필요 없다. 터널판은 전용 경로가 비어 있으면 web/api/의 코퍼스를</w:t>
+      </w:r>
+    </w:p>
+    <w:p>
+      <w:r>
+        <w:t>자동으로 읽는다.</w:t>
       </w:r>
     </w:p>
     <w:p>
@@ -837,11 +834,7 @@
         <w:t>cd PYCON2017</w:t>
         <w:br/>
         <w:br/>
-        <w:t>REM 별도 전달받은 원본을 제자리에</w:t>
-        <w:br/>
-        <w:t>copy &lt;받은경로&gt;\kdi.sqlite kdi\kdi.sqlite</w:t>
-        <w:br/>
-        <w:t>copy web\api\opsi_policies.db overseas\opsi_policies.db</w:t>
+        <w:t>REM 코퍼스는 저장소에 들어 있다. 복사할 것이 없다.</w:t>
       </w:r>
     </w:p>
     <w:p>
@@ -1041,12 +1034,12 @@
     </w:p>
     <w:p>
       <w:r>
-        <w:t>고정 주소가 필요하면 Cloudflare에 도메인을 두고 Named Tunnel을 쓴다</w:t>
+        <w:t>고정 주소가 필요하면 setup_tunnel.bat 을 한 번 실행한다(Cloudflare 계정과</w:t>
       </w:r>
     </w:p>
     <w:p>
       <w:r>
-        <w:t>(worker/README.md 마지막 절).</w:t>
+        <w:t>도메인 필요). 이후 run_tunnel.bat 만으로 같은 주소가 유지된다.</w:t>
       </w:r>
     </w:p>
     <w:p>
@@ -1355,11 +1348,6 @@
     <w:p>
       <w:r>
         <w:t>☐ 저장소 접근권 부여 (또는 zip 전달)</w:t>
-      </w:r>
-    </w:p>
-    <w:p>
-      <w:r>
-        <w:t>☐ kdi/kdi.sqlite 53MB 전달</w:t>
       </w:r>
     </w:p>
     <w:p>
